--- a/AI_Lab/AI_Infra_Exp.docx
+++ b/AI_Lab/AI_Infra_Exp.docx
@@ -73,15 +73,7 @@
         <w:t>Storage &amp; Fabric:</w:t>
       </w:r>
       <w:r>
-        <w:t xml:space="preserve"> A dedicated 8TB All-Flash </w:t>
-      </w:r>
-      <w:proofErr w:type="spellStart"/>
-      <w:r>
-        <w:t>NVMe</w:t>
-      </w:r>
-      <w:proofErr w:type="spellEnd"/>
-      <w:r>
-        <w:t xml:space="preserve"> NAS connected via a 10GbE network switch for centralized model weight storage and high-speed vector database access.</w:t>
+        <w:t xml:space="preserve"> A dedicated 8TB All-Flash NVMe NAS connected via a 10GbE network switch for centralized model weight storage and high-speed vector database access.</w:t>
       </w:r>
     </w:p>
     <w:p>
@@ -99,15 +91,7 @@
         <w:t>Form Factor:</w:t>
       </w:r>
       <w:r>
-        <w:t xml:space="preserve"> Housed in a standard server rack using custom Mac Studio rack mounts, maintaining a clean, data-</w:t>
-      </w:r>
-      <w:proofErr w:type="spellStart"/>
-      <w:r>
-        <w:t>center</w:t>
-      </w:r>
-      <w:proofErr w:type="spellEnd"/>
-      <w:r>
-        <w:t>-compliant footprint.</w:t>
+        <w:t xml:space="preserve"> Housed in a standard server rack using custom Mac Studio rack mounts, maintaining a clean, data-center-compliant footprint.</w:t>
       </w:r>
     </w:p>
     <w:p>
@@ -163,23 +147,7 @@
         <w:t>True Parallel Execution:</w:t>
       </w:r>
       <w:r>
-        <w:t xml:space="preserve"> 15 engineers can query the system concurrently. Because the load is distributed across 304 GPU cores and 768GB of memory, generation speeds remain locked at their maximum (15–20 </w:t>
-      </w:r>
-      <w:proofErr w:type="spellStart"/>
-      <w:r>
-        <w:t>tok</w:t>
-      </w:r>
-      <w:proofErr w:type="spellEnd"/>
-      <w:r>
-        <w:t xml:space="preserve">/s for 70B, and 100+ </w:t>
-      </w:r>
-      <w:proofErr w:type="spellStart"/>
-      <w:r>
-        <w:t>tok</w:t>
-      </w:r>
-      <w:proofErr w:type="spellEnd"/>
-      <w:r>
-        <w:t>/s for 26B) with zero queue-waiting delays.</w:t>
+        <w:t xml:space="preserve"> 15 engineers can query the system concurrently. Because the load is distributed across 304 GPU cores and 768GB of memory, generation speeds remain locked at their maximum (15–20 tok/s for 70B, and 100+ tok/s for 26B) with zero queue-waiting delays.</w:t>
       </w:r>
     </w:p>
     <w:p>
@@ -217,15 +185,7 @@
         <w:t>Autonomous Multi-Agent UAT:</w:t>
       </w:r>
       <w:r>
-        <w:t xml:space="preserve"> The cluster provides the massive compute required to run autonomous multi-agent systems for psychographic web testing. By deploying agent frameworks alongside Playwright and a Python </w:t>
-      </w:r>
-      <w:proofErr w:type="spellStart"/>
-      <w:r>
-        <w:t>FastAPI</w:t>
-      </w:r>
-      <w:proofErr w:type="spellEnd"/>
-      <w:r>
-        <w:t xml:space="preserve"> backend, the AI lab can perform automated User Acceptance Testing across SCB’s internal, unreleased web portals. The agents simulate real human navigation and edge-case testing, catching UI/UX flaws and transaction errors before code merges.</w:t>
+        <w:t xml:space="preserve"> The cluster provides the massive compute required to run autonomous multi-agent systems for psychographic web testing. By deploying agent frameworks alongside Playwright and a Python FastAPI backend, the AI lab can perform automated User Acceptance Testing across SCB’s internal, unreleased web portals. The agents simulate real human navigation and edge-case testing, catching UI/UX flaws and transaction errors before code merges.</w:t>
       </w:r>
     </w:p>
     <w:p>
@@ -243,15 +203,7 @@
         <w:t>Air-Gapped Voice Transcription &amp; Analysis:</w:t>
       </w:r>
       <w:r>
-        <w:t xml:space="preserve"> With the surplus compute, the cluster can run local instances of OpenAI Whisper and </w:t>
-      </w:r>
-      <w:proofErr w:type="spellStart"/>
-      <w:r>
-        <w:t>FFmpeg</w:t>
-      </w:r>
-      <w:proofErr w:type="spellEnd"/>
-      <w:r>
-        <w:t>. This allows executive teams to upload highly confidential audio recordings of internal board meetings or sensitive client calls. The lab processes the audio locally, generating perfect transcripts and structured action items without exposing a single audio file to the cloud.</w:t>
+        <w:t xml:space="preserve"> With the surplus compute, the cluster can run local instances of OpenAI Whisper and FFmpeg. This allows executive teams to upload highly confidential audio recordings of internal board meetings or sensitive client calls. The lab processes the audio locally, generating perfect transcripts and structured action items without exposing a single audio file to the cloud.</w:t>
       </w:r>
     </w:p>
     <w:p>
@@ -528,15 +480,7 @@
           </w:tcPr>
           <w:p>
             <w:r>
-              <w:t xml:space="preserve">Sonnet </w:t>
-            </w:r>
-            <w:proofErr w:type="spellStart"/>
-            <w:r>
-              <w:t>RackMac</w:t>
-            </w:r>
-            <w:proofErr w:type="spellEnd"/>
-            <w:r>
-              <w:t xml:space="preserve"> Studio enclosures</w:t>
+              <w:t>Sonnet RackMac Studio enclosures</w:t>
             </w:r>
           </w:p>
         </w:tc>
@@ -617,15 +561,7 @@
           </w:tcPr>
           <w:p>
             <w:r>
-              <w:t xml:space="preserve">8TB All-Flash </w:t>
-            </w:r>
-            <w:proofErr w:type="spellStart"/>
-            <w:r>
-              <w:t>NVMe</w:t>
-            </w:r>
-            <w:proofErr w:type="spellEnd"/>
-            <w:r>
-              <w:t xml:space="preserve"> NAS</w:t>
+              <w:t>8TB All-Flash NVMe NAS</w:t>
             </w:r>
           </w:p>
         </w:tc>
@@ -763,17 +699,8 @@
                 <w:b/>
                 <w:bCs/>
               </w:rPr>
-              <w:t xml:space="preserve">Total </w:t>
+              <w:t>Total CapEx</w:t>
             </w:r>
-            <w:proofErr w:type="spellStart"/>
-            <w:r>
-              <w:rPr>
-                <w:b/>
-                <w:bCs/>
-              </w:rPr>
-              <w:t>CapEx</w:t>
-            </w:r>
-            <w:proofErr w:type="spellEnd"/>
           </w:p>
         </w:tc>
         <w:tc>
@@ -993,23 +920,7 @@
           <w:b/>
           <w:bCs/>
         </w:rPr>
-        <w:t xml:space="preserve">Total Annual </w:t>
-      </w:r>
-      <w:proofErr w:type="spellStart"/>
-      <w:r>
-        <w:rPr>
-          <w:b/>
-          <w:bCs/>
-        </w:rPr>
-        <w:t>OpEx</w:t>
-      </w:r>
-      <w:proofErr w:type="spellEnd"/>
-      <w:r>
-        <w:rPr>
-          <w:b/>
-          <w:bCs/>
-        </w:rPr>
-        <w:t>:</w:t>
+        <w:t>Total Annual OpEx:</w:t>
       </w:r>
       <w:r>
         <w:t xml:space="preserve"> </w:t>
@@ -1192,23 +1103,7 @@
           <w:b/>
           <w:bCs/>
         </w:rPr>
-        <w:t xml:space="preserve">Total Annual </w:t>
-      </w:r>
-      <w:proofErr w:type="spellStart"/>
-      <w:r>
-        <w:rPr>
-          <w:b/>
-          <w:bCs/>
-        </w:rPr>
-        <w:t>OpEx</w:t>
-      </w:r>
-      <w:proofErr w:type="spellEnd"/>
-      <w:r>
-        <w:rPr>
-          <w:b/>
-          <w:bCs/>
-        </w:rPr>
-        <w:t>:</w:t>
+        <w:t>Total Annual OpEx:</w:t>
       </w:r>
       <w:r>
         <w:t xml:space="preserve"> </w:t>
@@ -1228,21 +1123,12 @@
           <w:bCs/>
         </w:rPr>
       </w:pPr>
-      <w:proofErr w:type="spellStart"/>
-      <w:r>
-        <w:rPr>
-          <w:b/>
-          <w:bCs/>
-        </w:rPr>
-        <w:t>OpEx</w:t>
-      </w:r>
-      <w:proofErr w:type="spellEnd"/>
-      <w:r>
-        <w:rPr>
-          <w:b/>
-          <w:bCs/>
-        </w:rPr>
-        <w:t xml:space="preserve"> Executive Comparison Table</w:t>
+      <w:r>
+        <w:rPr>
+          <w:b/>
+          <w:bCs/>
+        </w:rPr>
+        <w:t>OpEx Executive Comparison Table</w:t>
       </w:r>
     </w:p>
     <w:tbl>
@@ -1704,17 +1590,8 @@
                 <w:b/>
                 <w:bCs/>
               </w:rPr>
-              <w:t xml:space="preserve">Total Annual </w:t>
+              <w:t>Total Annual OpEx</w:t>
             </w:r>
-            <w:proofErr w:type="spellStart"/>
-            <w:r>
-              <w:rPr>
-                <w:b/>
-                <w:bCs/>
-              </w:rPr>
-              <w:t>OpEx</w:t>
-            </w:r>
-            <w:proofErr w:type="spellEnd"/>
           </w:p>
         </w:tc>
         <w:tc>
@@ -1789,15 +1666,7 @@
     </w:p>
     <w:p>
       <w:r>
-        <w:t xml:space="preserve">The 4-node Mac Studio M5 Ultra cluster handles 10-15 concurrent users seamlessly by utilizing continuous batching via </w:t>
-      </w:r>
-      <w:proofErr w:type="spellStart"/>
-      <w:r>
-        <w:t>vllm</w:t>
-      </w:r>
-      <w:proofErr w:type="spellEnd"/>
-      <w:r>
-        <w:t xml:space="preserve">-metal and MLX LM servers. This software-level orchestration overlaps inference requests, ensuring high availability and zero queue stalling during peak engineering hours. </w:t>
+        <w:t xml:space="preserve">The 4-node Mac Studio M5 Ultra cluster handles 10-15 concurrent users seamlessly by utilizing continuous batching via vllm-metal and MLX LM servers. This software-level orchestration overlaps inference requests, ensuring high availability and zero queue stalling during peak engineering hours. </w:t>
       </w:r>
     </w:p>
     <w:p>
@@ -1830,15 +1699,7 @@
         <w:t>Concurrency Handling:</w:t>
       </w:r>
       <w:r>
-        <w:t xml:space="preserve"> </w:t>
-      </w:r>
-      <w:proofErr w:type="gramStart"/>
-      <w:r>
-        <w:t>An</w:t>
-      </w:r>
-      <w:proofErr w:type="gramEnd"/>
-      <w:r>
-        <w:t xml:space="preserve"> NGINX load balancer distributes the 15 concurrent sessions across the four nodes (two dedicated to heavy reasoning, two for fast completion). Continuous batching allows multiple requests to be processed in parallel on the same GPU without freezing. </w:t>
+        <w:t xml:space="preserve"> An NGINX load balancer distributes the 15 concurrent sessions across the four nodes (two dedicated to heavy reasoning, two for fast completion). Continuous batching allows multiple requests to be processed in parallel on the same GPU without freezing. </w:t>
       </w:r>
     </w:p>
     <w:p>
@@ -1955,15 +1816,7 @@
     </w:p>
     <w:p>
       <w:r>
-        <w:t xml:space="preserve">A Mac Studio operates on a 40W to 60W thermal design even during heavy LLM inference workloads. A comparable NVIDIA enterprise setup or multi-RTX 4090 rig draws between 350W and 700W. Over a 24x7 operational cycle, the Apple cluster operates silently at room temperature and costs a fraction of the NVIDIA setup in electricity, completely eliminating the need for specialized </w:t>
-      </w:r>
-      <w:proofErr w:type="spellStart"/>
-      <w:r>
-        <w:t>datacenter</w:t>
-      </w:r>
-      <w:proofErr w:type="spellEnd"/>
-      <w:r>
-        <w:t xml:space="preserve"> cooling and high-tonnage HVAC systems. </w:t>
+        <w:t xml:space="preserve">A Mac Studio operates on a 40W to 60W thermal design even during heavy LLM inference workloads. A comparable NVIDIA enterprise setup or multi-RTX 4090 rig draws between 350W and 700W. Over a 24x7 operational cycle, the Apple cluster operates silently at room temperature and costs a fraction of the NVIDIA setup in electricity, completely eliminating the need for specialized datacenter cooling and high-tonnage HVAC systems. </w:t>
       </w:r>
     </w:p>
     <w:p>
@@ -1977,27 +1830,11 @@
     </w:p>
     <w:p>
       <w:r>
-        <w:t xml:space="preserve">Enterprise NVIDIA clusters require dedicated IT overhead to manage Linux kernels, CUDA version matching, and complex </w:t>
-      </w:r>
-      <w:proofErr w:type="spellStart"/>
-      <w:r>
-        <w:t>PyTorch</w:t>
-      </w:r>
-      <w:proofErr w:type="spellEnd"/>
-      <w:r>
-        <w:t xml:space="preserve"> dependencies. Apple Silicon bypasses this entirely. </w:t>
+        <w:t xml:space="preserve">Enterprise NVIDIA clusters require dedicated IT overhead to manage Linux kernels, CUDA version matching, and complex PyTorch dependencies. Apple Silicon bypasses this entirely. </w:t>
       </w:r>
       <w:r>
         <w:lastRenderedPageBreak/>
-        <w:t xml:space="preserve">The macOS environment runs Apple's native MLX framework and </w:t>
-      </w:r>
-      <w:proofErr w:type="spellStart"/>
-      <w:r>
-        <w:t>vllm</w:t>
-      </w:r>
-      <w:proofErr w:type="spellEnd"/>
-      <w:r>
-        <w:t>-metal out of the box. Deployment is restricted to spinning up standard Docker containers for the API gateway and security layers, reducing DevOps maintenance hours to near zero.</w:t>
+        <w:t>The macOS environment runs Apple's native MLX framework and vllm-metal out of the box. Deployment is restricted to spinning up standard Docker containers for the API gateway and security layers, reducing DevOps maintenance hours to near zero.</w:t>
       </w:r>
     </w:p>
     <w:p>
@@ -2011,23 +1848,1012 @@
     </w:p>
     <w:p>
       <w:r>
-        <w:t xml:space="preserve">For models exceeding 30B parameters, Apple Silicon provides a massive cost advantage. Avoiding the premium pricing of H100-class hardware and the electrical overhead of dense GPU server racks allows the bank to deploy an enterprise-grade AI lab for less than ₹30 Lakhs in initial </w:t>
-      </w:r>
-      <w:proofErr w:type="spellStart"/>
-      <w:r>
-        <w:t>CapEx</w:t>
-      </w:r>
-      <w:proofErr w:type="spellEnd"/>
-      <w:r>
-        <w:t xml:space="preserve">, with negligible annual </w:t>
-      </w:r>
-      <w:proofErr w:type="spellStart"/>
-      <w:r>
-        <w:t>OpEx</w:t>
-      </w:r>
-      <w:proofErr w:type="spellEnd"/>
-      <w:r>
-        <w:t xml:space="preserve">. </w:t>
+        <w:t xml:space="preserve">For models exceeding 30B parameters, Apple Silicon provides a massive cost advantage. Avoiding the premium pricing of H100-class hardware and the electrical overhead of dense GPU server racks allows the bank to deploy an enterprise-grade AI lab for less than ₹30 Lakhs in initial CapEx, with negligible annual OpEx. </w:t>
+      </w:r>
+    </w:p>
+    <w:p/>
+    <w:p/>
+    <w:p/>
+    <w:p/>
+    <w:p/>
+    <w:p/>
+    <w:p/>
+    <w:p/>
+    <w:p/>
+    <w:p/>
+    <w:p/>
+    <w:p/>
+    <w:p/>
+    <w:p/>
+    <w:p/>
+    <w:p/>
+    <w:p/>
+    <w:p/>
+    <w:p/>
+    <w:p/>
+    <w:p/>
+    <w:p>
+      <w:pPr>
+        <w:rPr>
+          <w:b/>
+          <w:bCs/>
+        </w:rPr>
+      </w:pPr>
+      <w:r>
+        <w:rPr>
+          <w:b/>
+          <w:bCs/>
+        </w:rPr>
+        <w:lastRenderedPageBreak/>
+        <w:t>1. Performance Metrics (30 Concurrent Users)</w:t>
+      </w:r>
+    </w:p>
+    <w:p>
+      <w:r>
+        <w:t xml:space="preserve">By deploying vllm-mlx, an open-source inference server built specifically for Apple Silicon, the cluster utilizes </w:t>
+      </w:r>
+      <w:r>
+        <w:rPr>
+          <w:b/>
+          <w:bCs/>
+        </w:rPr>
+        <w:t>Continuous Batching</w:t>
+      </w:r>
+      <w:r>
+        <w:t xml:space="preserve"> and </w:t>
+      </w:r>
+      <w:r>
+        <w:rPr>
+          <w:b/>
+          <w:bCs/>
+        </w:rPr>
+        <w:t>Paged KV Caching</w:t>
+      </w:r>
+      <w:r>
+        <w:t xml:space="preserve">. This allows each Mac Studio to overlap multiple user requests simultaneously rather than processing them in a sequential queue, preventing system lockup. </w:t>
+      </w:r>
+    </w:p>
+    <w:p>
+      <w:r>
+        <w:t>With a 30-user load, NGINX routes approximately 7 to 8 active generation streams to each of the four nodes simultaneously.</w:t>
+      </w:r>
+    </w:p>
+    <w:tbl>
+      <w:tblPr>
+        <w:tblW w:w="0" w:type="auto"/>
+        <w:tblCellSpacing w:w="15" w:type="dxa"/>
+        <w:tblCellMar>
+          <w:left w:w="0" w:type="dxa"/>
+          <w:right w:w="0" w:type="dxa"/>
+        </w:tblCellMar>
+        <w:tblLook w:val="04A0" w:firstRow="1" w:lastRow="0" w:firstColumn="1" w:lastColumn="0" w:noHBand="0" w:noVBand="1"/>
+      </w:tblPr>
+      <w:tblGrid>
+        <w:gridCol w:w="1678"/>
+        <w:gridCol w:w="1935"/>
+        <w:gridCol w:w="1778"/>
+        <w:gridCol w:w="3619"/>
+      </w:tblGrid>
+      <w:tr>
+        <w:trPr>
+          <w:tblHeader/>
+          <w:tblCellSpacing w:w="15" w:type="dxa"/>
+        </w:trPr>
+        <w:tc>
+          <w:tcPr>
+            <w:tcW w:w="0" w:type="auto"/>
+            <w:tcBorders>
+              <w:top w:val="single" w:sz="6" w:space="0" w:color="C4C7C5"/>
+              <w:left w:val="single" w:sz="6" w:space="0" w:color="C4C7C5"/>
+              <w:bottom w:val="single" w:sz="6" w:space="0" w:color="C4C7C5"/>
+              <w:right w:val="single" w:sz="6" w:space="0" w:color="C4C7C5"/>
+            </w:tcBorders>
+            <w:tcMar>
+              <w:top w:w="120" w:type="dxa"/>
+              <w:left w:w="180" w:type="dxa"/>
+              <w:bottom w:w="120" w:type="dxa"/>
+              <w:right w:w="180" w:type="dxa"/>
+            </w:tcMar>
+            <w:vAlign w:val="center"/>
+            <w:hideMark/>
+          </w:tcPr>
+          <w:p>
+            <w:r>
+              <w:rPr>
+                <w:b/>
+                <w:bCs/>
+              </w:rPr>
+              <w:t>Metric</w:t>
+            </w:r>
+          </w:p>
+        </w:tc>
+        <w:tc>
+          <w:tcPr>
+            <w:tcW w:w="0" w:type="auto"/>
+            <w:tcBorders>
+              <w:top w:val="single" w:sz="6" w:space="0" w:color="C4C7C5"/>
+              <w:left w:val="single" w:sz="6" w:space="0" w:color="C4C7C5"/>
+              <w:bottom w:val="single" w:sz="6" w:space="0" w:color="C4C7C5"/>
+              <w:right w:val="single" w:sz="6" w:space="0" w:color="C4C7C5"/>
+            </w:tcBorders>
+            <w:tcMar>
+              <w:top w:w="120" w:type="dxa"/>
+              <w:left w:w="180" w:type="dxa"/>
+              <w:bottom w:w="120" w:type="dxa"/>
+              <w:right w:w="180" w:type="dxa"/>
+            </w:tcMar>
+            <w:vAlign w:val="center"/>
+            <w:hideMark/>
+          </w:tcPr>
+          <w:p>
+            <w:r>
+              <w:rPr>
+                <w:b/>
+                <w:bCs/>
+              </w:rPr>
+              <w:t>Single-User Performance</w:t>
+            </w:r>
+          </w:p>
+        </w:tc>
+        <w:tc>
+          <w:tcPr>
+            <w:tcW w:w="0" w:type="auto"/>
+            <w:tcBorders>
+              <w:top w:val="single" w:sz="6" w:space="0" w:color="C4C7C5"/>
+              <w:left w:val="single" w:sz="6" w:space="0" w:color="C4C7C5"/>
+              <w:bottom w:val="single" w:sz="6" w:space="0" w:color="C4C7C5"/>
+              <w:right w:val="single" w:sz="6" w:space="0" w:color="C4C7C5"/>
+            </w:tcBorders>
+            <w:tcMar>
+              <w:top w:w="120" w:type="dxa"/>
+              <w:left w:w="180" w:type="dxa"/>
+              <w:bottom w:w="120" w:type="dxa"/>
+              <w:right w:w="180" w:type="dxa"/>
+            </w:tcMar>
+            <w:vAlign w:val="center"/>
+            <w:hideMark/>
+          </w:tcPr>
+          <w:p>
+            <w:r>
+              <w:rPr>
+                <w:b/>
+                <w:bCs/>
+              </w:rPr>
+              <w:t>30-User Load (7-8 streams per node)</w:t>
+            </w:r>
+          </w:p>
+        </w:tc>
+        <w:tc>
+          <w:tcPr>
+            <w:tcW w:w="0" w:type="auto"/>
+            <w:tcBorders>
+              <w:top w:val="single" w:sz="6" w:space="0" w:color="C4C7C5"/>
+              <w:left w:val="single" w:sz="6" w:space="0" w:color="C4C7C5"/>
+              <w:bottom w:val="single" w:sz="6" w:space="0" w:color="C4C7C5"/>
+              <w:right w:val="single" w:sz="6" w:space="0" w:color="C4C7C5"/>
+            </w:tcBorders>
+            <w:tcMar>
+              <w:top w:w="120" w:type="dxa"/>
+              <w:left w:w="180" w:type="dxa"/>
+              <w:bottom w:w="120" w:type="dxa"/>
+              <w:right w:w="180" w:type="dxa"/>
+            </w:tcMar>
+            <w:vAlign w:val="center"/>
+            <w:hideMark/>
+          </w:tcPr>
+          <w:p>
+            <w:r>
+              <w:rPr>
+                <w:b/>
+                <w:bCs/>
+              </w:rPr>
+              <w:t>User Experience</w:t>
+            </w:r>
+          </w:p>
+        </w:tc>
+      </w:tr>
+      <w:tr>
+        <w:trPr>
+          <w:tblCellSpacing w:w="15" w:type="dxa"/>
+        </w:trPr>
+        <w:tc>
+          <w:tcPr>
+            <w:tcW w:w="0" w:type="auto"/>
+            <w:tcBorders>
+              <w:top w:val="single" w:sz="6" w:space="0" w:color="C4C7C5"/>
+              <w:left w:val="single" w:sz="6" w:space="0" w:color="C4C7C5"/>
+              <w:bottom w:val="single" w:sz="6" w:space="0" w:color="C4C7C5"/>
+              <w:right w:val="single" w:sz="6" w:space="0" w:color="C4C7C5"/>
+            </w:tcBorders>
+            <w:tcMar>
+              <w:top w:w="120" w:type="dxa"/>
+              <w:left w:w="180" w:type="dxa"/>
+              <w:bottom w:w="120" w:type="dxa"/>
+              <w:right w:w="180" w:type="dxa"/>
+            </w:tcMar>
+            <w:vAlign w:val="center"/>
+            <w:hideMark/>
+          </w:tcPr>
+          <w:p>
+            <w:r>
+              <w:rPr>
+                <w:b/>
+                <w:bCs/>
+              </w:rPr>
+              <w:t>Gemma 26B (Nodes 3 &amp; 4)</w:t>
+            </w:r>
+          </w:p>
+        </w:tc>
+        <w:tc>
+          <w:tcPr>
+            <w:tcW w:w="0" w:type="auto"/>
+            <w:tcBorders>
+              <w:top w:val="single" w:sz="6" w:space="0" w:color="C4C7C5"/>
+              <w:left w:val="single" w:sz="6" w:space="0" w:color="C4C7C5"/>
+              <w:bottom w:val="single" w:sz="6" w:space="0" w:color="C4C7C5"/>
+              <w:right w:val="single" w:sz="6" w:space="0" w:color="C4C7C5"/>
+            </w:tcBorders>
+            <w:tcMar>
+              <w:top w:w="120" w:type="dxa"/>
+              <w:left w:w="180" w:type="dxa"/>
+              <w:bottom w:w="120" w:type="dxa"/>
+              <w:right w:w="180" w:type="dxa"/>
+            </w:tcMar>
+            <w:vAlign w:val="center"/>
+            <w:hideMark/>
+          </w:tcPr>
+          <w:p>
+            <w:r>
+              <w:t>100 - 130 tok/s</w:t>
+            </w:r>
+          </w:p>
+        </w:tc>
+        <w:tc>
+          <w:tcPr>
+            <w:tcW w:w="0" w:type="auto"/>
+            <w:tcBorders>
+              <w:top w:val="single" w:sz="6" w:space="0" w:color="C4C7C5"/>
+              <w:left w:val="single" w:sz="6" w:space="0" w:color="C4C7C5"/>
+              <w:bottom w:val="single" w:sz="6" w:space="0" w:color="C4C7C5"/>
+              <w:right w:val="single" w:sz="6" w:space="0" w:color="C4C7C5"/>
+            </w:tcBorders>
+            <w:tcMar>
+              <w:top w:w="120" w:type="dxa"/>
+              <w:left w:w="180" w:type="dxa"/>
+              <w:bottom w:w="120" w:type="dxa"/>
+              <w:right w:w="180" w:type="dxa"/>
+            </w:tcMar>
+            <w:vAlign w:val="center"/>
+            <w:hideMark/>
+          </w:tcPr>
+          <w:p>
+            <w:r>
+              <w:rPr>
+                <w:b/>
+                <w:bCs/>
+              </w:rPr>
+              <w:t>30 - 45 tok/s per user</w:t>
+            </w:r>
+          </w:p>
+        </w:tc>
+        <w:tc>
+          <w:tcPr>
+            <w:tcW w:w="0" w:type="auto"/>
+            <w:tcBorders>
+              <w:top w:val="single" w:sz="6" w:space="0" w:color="C4C7C5"/>
+              <w:left w:val="single" w:sz="6" w:space="0" w:color="C4C7C5"/>
+              <w:bottom w:val="single" w:sz="6" w:space="0" w:color="C4C7C5"/>
+              <w:right w:val="single" w:sz="6" w:space="0" w:color="C4C7C5"/>
+            </w:tcBorders>
+            <w:tcMar>
+              <w:top w:w="120" w:type="dxa"/>
+              <w:left w:w="180" w:type="dxa"/>
+              <w:bottom w:w="120" w:type="dxa"/>
+              <w:right w:w="180" w:type="dxa"/>
+            </w:tcMar>
+            <w:vAlign w:val="center"/>
+            <w:hideMark/>
+          </w:tcPr>
+          <w:p>
+            <w:r>
+              <w:t>Autocomplete logic feels instantaneous, reading slightly faster than human speed.</w:t>
+            </w:r>
+          </w:p>
+        </w:tc>
+      </w:tr>
+      <w:tr>
+        <w:trPr>
+          <w:tblCellSpacing w:w="15" w:type="dxa"/>
+        </w:trPr>
+        <w:tc>
+          <w:tcPr>
+            <w:tcW w:w="0" w:type="auto"/>
+            <w:tcBorders>
+              <w:top w:val="single" w:sz="6" w:space="0" w:color="C4C7C5"/>
+              <w:left w:val="single" w:sz="6" w:space="0" w:color="C4C7C5"/>
+              <w:bottom w:val="single" w:sz="6" w:space="0" w:color="C4C7C5"/>
+              <w:right w:val="single" w:sz="6" w:space="0" w:color="C4C7C5"/>
+            </w:tcBorders>
+            <w:tcMar>
+              <w:top w:w="120" w:type="dxa"/>
+              <w:left w:w="180" w:type="dxa"/>
+              <w:bottom w:w="120" w:type="dxa"/>
+              <w:right w:w="180" w:type="dxa"/>
+            </w:tcMar>
+            <w:vAlign w:val="center"/>
+            <w:hideMark/>
+          </w:tcPr>
+          <w:p>
+            <w:r>
+              <w:rPr>
+                <w:b/>
+                <w:bCs/>
+              </w:rPr>
+              <w:t>Qwen 35B MoE (Nodes 1 &amp; 2)</w:t>
+            </w:r>
+          </w:p>
+        </w:tc>
+        <w:tc>
+          <w:tcPr>
+            <w:tcW w:w="0" w:type="auto"/>
+            <w:tcBorders>
+              <w:top w:val="single" w:sz="6" w:space="0" w:color="C4C7C5"/>
+              <w:left w:val="single" w:sz="6" w:space="0" w:color="C4C7C5"/>
+              <w:bottom w:val="single" w:sz="6" w:space="0" w:color="C4C7C5"/>
+              <w:right w:val="single" w:sz="6" w:space="0" w:color="C4C7C5"/>
+            </w:tcBorders>
+            <w:tcMar>
+              <w:top w:w="120" w:type="dxa"/>
+              <w:left w:w="180" w:type="dxa"/>
+              <w:bottom w:w="120" w:type="dxa"/>
+              <w:right w:w="180" w:type="dxa"/>
+            </w:tcMar>
+            <w:vAlign w:val="center"/>
+            <w:hideMark/>
+          </w:tcPr>
+          <w:p>
+            <w:r>
+              <w:t>60 - 100+ tok/s</w:t>
+            </w:r>
+          </w:p>
+        </w:tc>
+        <w:tc>
+          <w:tcPr>
+            <w:tcW w:w="0" w:type="auto"/>
+            <w:tcBorders>
+              <w:top w:val="single" w:sz="6" w:space="0" w:color="C4C7C5"/>
+              <w:left w:val="single" w:sz="6" w:space="0" w:color="C4C7C5"/>
+              <w:bottom w:val="single" w:sz="6" w:space="0" w:color="C4C7C5"/>
+              <w:right w:val="single" w:sz="6" w:space="0" w:color="C4C7C5"/>
+            </w:tcBorders>
+            <w:tcMar>
+              <w:top w:w="120" w:type="dxa"/>
+              <w:left w:w="180" w:type="dxa"/>
+              <w:bottom w:w="120" w:type="dxa"/>
+              <w:right w:w="180" w:type="dxa"/>
+            </w:tcMar>
+            <w:vAlign w:val="center"/>
+            <w:hideMark/>
+          </w:tcPr>
+          <w:p>
+            <w:r>
+              <w:rPr>
+                <w:b/>
+                <w:bCs/>
+              </w:rPr>
+              <w:t>25 - 40 tok/s per user</w:t>
+            </w:r>
+          </w:p>
+        </w:tc>
+        <w:tc>
+          <w:tcPr>
+            <w:tcW w:w="0" w:type="auto"/>
+            <w:tcBorders>
+              <w:top w:val="single" w:sz="6" w:space="0" w:color="C4C7C5"/>
+              <w:left w:val="single" w:sz="6" w:space="0" w:color="C4C7C5"/>
+              <w:bottom w:val="single" w:sz="6" w:space="0" w:color="C4C7C5"/>
+              <w:right w:val="single" w:sz="6" w:space="0" w:color="C4C7C5"/>
+            </w:tcBorders>
+            <w:tcMar>
+              <w:top w:w="120" w:type="dxa"/>
+              <w:left w:w="180" w:type="dxa"/>
+              <w:bottom w:w="120" w:type="dxa"/>
+              <w:right w:w="180" w:type="dxa"/>
+            </w:tcMar>
+            <w:vAlign w:val="center"/>
+            <w:hideMark/>
+          </w:tcPr>
+          <w:p>
+            <w:r>
+              <w:t>Maintains high velocity because the MoE architecture only activates ~3B parameters per token.</w:t>
+            </w:r>
+          </w:p>
+        </w:tc>
+      </w:tr>
+      <w:tr>
+        <w:trPr>
+          <w:tblCellSpacing w:w="15" w:type="dxa"/>
+        </w:trPr>
+        <w:tc>
+          <w:tcPr>
+            <w:tcW w:w="0" w:type="auto"/>
+            <w:tcBorders>
+              <w:top w:val="single" w:sz="6" w:space="0" w:color="C4C7C5"/>
+              <w:left w:val="single" w:sz="6" w:space="0" w:color="C4C7C5"/>
+              <w:bottom w:val="single" w:sz="6" w:space="0" w:color="C4C7C5"/>
+              <w:right w:val="single" w:sz="6" w:space="0" w:color="C4C7C5"/>
+            </w:tcBorders>
+            <w:tcMar>
+              <w:top w:w="120" w:type="dxa"/>
+              <w:left w:w="180" w:type="dxa"/>
+              <w:bottom w:w="120" w:type="dxa"/>
+              <w:right w:w="180" w:type="dxa"/>
+            </w:tcMar>
+            <w:vAlign w:val="center"/>
+            <w:hideMark/>
+          </w:tcPr>
+          <w:p>
+            <w:r>
+              <w:rPr>
+                <w:b/>
+                <w:bCs/>
+              </w:rPr>
+              <w:t>Llama 70B Dense (Nodes 1 &amp; 2)</w:t>
+            </w:r>
+          </w:p>
+        </w:tc>
+        <w:tc>
+          <w:tcPr>
+            <w:tcW w:w="0" w:type="auto"/>
+            <w:tcBorders>
+              <w:top w:val="single" w:sz="6" w:space="0" w:color="C4C7C5"/>
+              <w:left w:val="single" w:sz="6" w:space="0" w:color="C4C7C5"/>
+              <w:bottom w:val="single" w:sz="6" w:space="0" w:color="C4C7C5"/>
+              <w:right w:val="single" w:sz="6" w:space="0" w:color="C4C7C5"/>
+            </w:tcBorders>
+            <w:tcMar>
+              <w:top w:w="120" w:type="dxa"/>
+              <w:left w:w="180" w:type="dxa"/>
+              <w:bottom w:w="120" w:type="dxa"/>
+              <w:right w:w="180" w:type="dxa"/>
+            </w:tcMar>
+            <w:vAlign w:val="center"/>
+            <w:hideMark/>
+          </w:tcPr>
+          <w:p>
+            <w:r>
+              <w:t>15 - 25 tok/s</w:t>
+            </w:r>
+          </w:p>
+        </w:tc>
+        <w:tc>
+          <w:tcPr>
+            <w:tcW w:w="0" w:type="auto"/>
+            <w:tcBorders>
+              <w:top w:val="single" w:sz="6" w:space="0" w:color="C4C7C5"/>
+              <w:left w:val="single" w:sz="6" w:space="0" w:color="C4C7C5"/>
+              <w:bottom w:val="single" w:sz="6" w:space="0" w:color="C4C7C5"/>
+              <w:right w:val="single" w:sz="6" w:space="0" w:color="C4C7C5"/>
+            </w:tcBorders>
+            <w:tcMar>
+              <w:top w:w="120" w:type="dxa"/>
+              <w:left w:w="180" w:type="dxa"/>
+              <w:bottom w:w="120" w:type="dxa"/>
+              <w:right w:w="180" w:type="dxa"/>
+            </w:tcMar>
+            <w:vAlign w:val="center"/>
+            <w:hideMark/>
+          </w:tcPr>
+          <w:p>
+            <w:r>
+              <w:rPr>
+                <w:b/>
+                <w:bCs/>
+              </w:rPr>
+              <w:t>6 - 10 tok/s per user</w:t>
+            </w:r>
+          </w:p>
+        </w:tc>
+        <w:tc>
+          <w:tcPr>
+            <w:tcW w:w="0" w:type="auto"/>
+            <w:tcBorders>
+              <w:top w:val="single" w:sz="6" w:space="0" w:color="C4C7C5"/>
+              <w:left w:val="single" w:sz="6" w:space="0" w:color="C4C7C5"/>
+              <w:bottom w:val="single" w:sz="6" w:space="0" w:color="C4C7C5"/>
+              <w:right w:val="single" w:sz="6" w:space="0" w:color="C4C7C5"/>
+            </w:tcBorders>
+            <w:tcMar>
+              <w:top w:w="120" w:type="dxa"/>
+              <w:left w:w="180" w:type="dxa"/>
+              <w:bottom w:w="120" w:type="dxa"/>
+              <w:right w:w="180" w:type="dxa"/>
+            </w:tcMar>
+            <w:vAlign w:val="center"/>
+            <w:hideMark/>
+          </w:tcPr>
+          <w:p>
+            <w:r>
+              <w:t>Noticeable slowdown. Best reserved for asynchronous background tasks or overnight document batching.</w:t>
+            </w:r>
+          </w:p>
+        </w:tc>
+      </w:tr>
+      <w:tr>
+        <w:trPr>
+          <w:tblCellSpacing w:w="15" w:type="dxa"/>
+        </w:trPr>
+        <w:tc>
+          <w:tcPr>
+            <w:tcW w:w="0" w:type="auto"/>
+            <w:tcBorders>
+              <w:top w:val="single" w:sz="6" w:space="0" w:color="C4C7C5"/>
+              <w:left w:val="single" w:sz="6" w:space="0" w:color="C4C7C5"/>
+              <w:bottom w:val="single" w:sz="6" w:space="0" w:color="C4C7C5"/>
+              <w:right w:val="single" w:sz="6" w:space="0" w:color="C4C7C5"/>
+            </w:tcBorders>
+            <w:tcMar>
+              <w:top w:w="120" w:type="dxa"/>
+              <w:left w:w="180" w:type="dxa"/>
+              <w:bottom w:w="120" w:type="dxa"/>
+              <w:right w:w="180" w:type="dxa"/>
+            </w:tcMar>
+            <w:vAlign w:val="center"/>
+            <w:hideMark/>
+          </w:tcPr>
+          <w:p>
+            <w:r>
+              <w:rPr>
+                <w:b/>
+                <w:bCs/>
+              </w:rPr>
+              <w:t>Time-to-First-Token (TTFT)</w:t>
+            </w:r>
+          </w:p>
+        </w:tc>
+        <w:tc>
+          <w:tcPr>
+            <w:tcW w:w="0" w:type="auto"/>
+            <w:tcBorders>
+              <w:top w:val="single" w:sz="6" w:space="0" w:color="C4C7C5"/>
+              <w:left w:val="single" w:sz="6" w:space="0" w:color="C4C7C5"/>
+              <w:bottom w:val="single" w:sz="6" w:space="0" w:color="C4C7C5"/>
+              <w:right w:val="single" w:sz="6" w:space="0" w:color="C4C7C5"/>
+            </w:tcBorders>
+            <w:tcMar>
+              <w:top w:w="120" w:type="dxa"/>
+              <w:left w:w="180" w:type="dxa"/>
+              <w:bottom w:w="120" w:type="dxa"/>
+              <w:right w:w="180" w:type="dxa"/>
+            </w:tcMar>
+            <w:vAlign w:val="center"/>
+            <w:hideMark/>
+          </w:tcPr>
+          <w:p>
+            <w:r>
+              <w:t>~0.5 - 1.0 seconds</w:t>
+            </w:r>
+          </w:p>
+        </w:tc>
+        <w:tc>
+          <w:tcPr>
+            <w:tcW w:w="0" w:type="auto"/>
+            <w:tcBorders>
+              <w:top w:val="single" w:sz="6" w:space="0" w:color="C4C7C5"/>
+              <w:left w:val="single" w:sz="6" w:space="0" w:color="C4C7C5"/>
+              <w:bottom w:val="single" w:sz="6" w:space="0" w:color="C4C7C5"/>
+              <w:right w:val="single" w:sz="6" w:space="0" w:color="C4C7C5"/>
+            </w:tcBorders>
+            <w:tcMar>
+              <w:top w:w="120" w:type="dxa"/>
+              <w:left w:w="180" w:type="dxa"/>
+              <w:bottom w:w="120" w:type="dxa"/>
+              <w:right w:w="180" w:type="dxa"/>
+            </w:tcMar>
+            <w:vAlign w:val="center"/>
+            <w:hideMark/>
+          </w:tcPr>
+          <w:p>
+            <w:r>
+              <w:rPr>
+                <w:b/>
+                <w:bCs/>
+              </w:rPr>
+              <w:t>~1.5 - 3.0 seconds</w:t>
+            </w:r>
+          </w:p>
+        </w:tc>
+        <w:tc>
+          <w:tcPr>
+            <w:tcW w:w="0" w:type="auto"/>
+            <w:tcBorders>
+              <w:top w:val="single" w:sz="6" w:space="0" w:color="C4C7C5"/>
+              <w:left w:val="single" w:sz="6" w:space="0" w:color="C4C7C5"/>
+              <w:bottom w:val="single" w:sz="6" w:space="0" w:color="C4C7C5"/>
+              <w:right w:val="single" w:sz="6" w:space="0" w:color="C4C7C5"/>
+            </w:tcBorders>
+            <w:tcMar>
+              <w:top w:w="120" w:type="dxa"/>
+              <w:left w:w="180" w:type="dxa"/>
+              <w:bottom w:w="120" w:type="dxa"/>
+              <w:right w:w="180" w:type="dxa"/>
+            </w:tcMar>
+            <w:vAlign w:val="center"/>
+            <w:hideMark/>
+          </w:tcPr>
+          <w:p>
+            <w:r>
+              <w:t>Slight pause before text appears as the system batches the incoming prompts.</w:t>
+            </w:r>
+          </w:p>
+        </w:tc>
+      </w:tr>
+    </w:tbl>
+    <w:p>
+      <w:r>
+        <w:rPr>
+          <w:b/>
+          <w:bCs/>
+        </w:rPr>
+        <w:t>Key Architectural Note:</w:t>
+      </w:r>
+      <w:r>
+        <w:t xml:space="preserve"> The vllm-mlx Paged Cache system deduplicates system prompts across users. If all 30 analysts are querying the same 50-page credit policy, the cluster only loads the document into memory once, yielding over an 80% RAM saving and massively accelerating throughput for concurrent queries. </w:t>
+      </w:r>
+    </w:p>
+    <w:p>
+      <w:pPr>
+        <w:rPr>
+          <w:b/>
+          <w:bCs/>
+        </w:rPr>
+      </w:pPr>
+      <w:r>
+        <w:rPr>
+          <w:b/>
+          <w:bCs/>
+        </w:rPr>
+        <w:t>2. The Revised ROI (Year 1)</w:t>
+      </w:r>
+    </w:p>
+    <w:p>
+      <w:r>
+        <w:t>Because the hardware supports 30 users without needing a fifth node, the financial leverage increases dramatically.</w:t>
+      </w:r>
+    </w:p>
+    <w:p>
+      <w:r>
+        <w:rPr>
+          <w:b/>
+          <w:bCs/>
+        </w:rPr>
+        <w:lastRenderedPageBreak/>
+        <w:t>The Investment (Unchanged)</w:t>
+      </w:r>
+    </w:p>
+    <w:p>
+      <w:pPr>
+        <w:numPr>
+          <w:ilvl w:val="0"/>
+          <w:numId w:val="7"/>
+        </w:numPr>
+      </w:pPr>
+      <w:r>
+        <w:rPr>
+          <w:b/>
+          <w:bCs/>
+        </w:rPr>
+        <w:t>Cluster CapEx:</w:t>
+      </w:r>
+      <w:r>
+        <w:t xml:space="preserve"> ₹28,34,600 (4-Node Setup)</w:t>
+      </w:r>
+    </w:p>
+    <w:p>
+      <w:pPr>
+        <w:numPr>
+          <w:ilvl w:val="0"/>
+          <w:numId w:val="7"/>
+        </w:numPr>
+      </w:pPr>
+      <w:r>
+        <w:rPr>
+          <w:b/>
+          <w:bCs/>
+        </w:rPr>
+        <w:t>Annual OpEx (24x7):</w:t>
+      </w:r>
+      <w:r>
+        <w:t xml:space="preserve"> ~₹92,400 (Electricity &amp; AppleCare+)</w:t>
+      </w:r>
+    </w:p>
+    <w:p>
+      <w:pPr>
+        <w:numPr>
+          <w:ilvl w:val="0"/>
+          <w:numId w:val="7"/>
+        </w:numPr>
+      </w:pPr>
+      <w:r>
+        <w:rPr>
+          <w:b/>
+          <w:bCs/>
+        </w:rPr>
+        <w:t>Total Year 1 Cost:</w:t>
+      </w:r>
+      <w:r>
+        <w:t xml:space="preserve"> </w:t>
+      </w:r>
+      <w:r>
+        <w:rPr>
+          <w:b/>
+          <w:bCs/>
+        </w:rPr>
+        <w:t>~₹29,27,000</w:t>
+      </w:r>
+    </w:p>
+    <w:p>
+      <w:r>
+        <w:rPr>
+          <w:b/>
+          <w:bCs/>
+        </w:rPr>
+        <w:t>Hard Cost Avoidance (API Burn Rate)</w:t>
+      </w:r>
+    </w:p>
+    <w:p>
+      <w:pPr>
+        <w:numPr>
+          <w:ilvl w:val="0"/>
+          <w:numId w:val="8"/>
+        </w:numPr>
+      </w:pPr>
+      <w:r>
+        <w:rPr>
+          <w:b/>
+          <w:bCs/>
+        </w:rPr>
+        <w:t>Usage:</w:t>
+      </w:r>
+      <w:r>
+        <w:t xml:space="preserve"> 30 users processing 500,000 tokens daily.</w:t>
+      </w:r>
+    </w:p>
+    <w:p>
+      <w:pPr>
+        <w:numPr>
+          <w:ilvl w:val="0"/>
+          <w:numId w:val="8"/>
+        </w:numPr>
+      </w:pPr>
+      <w:r>
+        <w:rPr>
+          <w:b/>
+          <w:bCs/>
+        </w:rPr>
+        <w:t>Volume:</w:t>
+      </w:r>
+      <w:r>
+        <w:t xml:space="preserve"> 15 Million tokens/day = 300 Million tokens/month = 3.6 Billion tokens/year.</w:t>
+      </w:r>
+    </w:p>
+    <w:p>
+      <w:pPr>
+        <w:numPr>
+          <w:ilvl w:val="0"/>
+          <w:numId w:val="8"/>
+        </w:numPr>
+      </w:pPr>
+      <w:r>
+        <w:rPr>
+          <w:b/>
+          <w:bCs/>
+        </w:rPr>
+        <w:t>Cost Avoided:</w:t>
+      </w:r>
+      <w:r>
+        <w:t xml:space="preserve"> At a blended enterprise rate of ₹850 ($10) per 1 Million tokens, the localized setup eliminates </w:t>
+      </w:r>
+      <w:r>
+        <w:rPr>
+          <w:b/>
+          <w:bCs/>
+        </w:rPr>
+        <w:t>₹30,60,000</w:t>
+      </w:r>
+      <w:r>
+        <w:t xml:space="preserve"> in third-party API bills annually.</w:t>
+      </w:r>
+    </w:p>
+    <w:p>
+      <w:r>
+        <w:rPr>
+          <w:b/>
+          <w:bCs/>
+        </w:rPr>
+        <w:t>Productivity Recapture</w:t>
+      </w:r>
+    </w:p>
+    <w:p>
+      <w:pPr>
+        <w:numPr>
+          <w:ilvl w:val="0"/>
+          <w:numId w:val="9"/>
+        </w:numPr>
+      </w:pPr>
+      <w:r>
+        <w:rPr>
+          <w:b/>
+          <w:bCs/>
+        </w:rPr>
+        <w:t>Time Saved:</w:t>
+      </w:r>
+      <w:r>
+        <w:t xml:space="preserve"> Automating codebase analysis, PR reviews, and compliance auditing saves 1.5 hours per user daily.</w:t>
+      </w:r>
+    </w:p>
+    <w:p>
+      <w:pPr>
+        <w:numPr>
+          <w:ilvl w:val="0"/>
+          <w:numId w:val="9"/>
+        </w:numPr>
+      </w:pPr>
+      <w:r>
+        <w:rPr>
+          <w:b/>
+          <w:bCs/>
+        </w:rPr>
+        <w:t>Man-Hours:</w:t>
+      </w:r>
+      <w:r>
+        <w:t xml:space="preserve"> 1.5 hours × 30 users × 240 working days = 10,800 hours recaptured.</w:t>
+      </w:r>
+    </w:p>
+    <w:p>
+      <w:pPr>
+        <w:numPr>
+          <w:ilvl w:val="0"/>
+          <w:numId w:val="9"/>
+        </w:numPr>
+      </w:pPr>
+      <w:r>
+        <w:rPr>
+          <w:b/>
+          <w:bCs/>
+        </w:rPr>
+        <w:t>Financial Value:</w:t>
+      </w:r>
+      <w:r>
+        <w:t xml:space="preserve"> At a conservative internal blended cost of ₹1,000 per engineering hour, this equates to </w:t>
+      </w:r>
+      <w:r>
+        <w:rPr>
+          <w:b/>
+          <w:bCs/>
+        </w:rPr>
+        <w:t>₹1,08,00,000</w:t>
+      </w:r>
+      <w:r>
+        <w:t xml:space="preserve"> (₹1.08 Crores) in reclaimed engineering capacity.</w:t>
+      </w:r>
+    </w:p>
+    <w:p>
+      <w:pPr>
+        <w:rPr>
+          <w:b/>
+          <w:bCs/>
+        </w:rPr>
+      </w:pPr>
+      <w:r>
+        <w:rPr>
+          <w:b/>
+          <w:bCs/>
+        </w:rPr>
+        <w:t>The Final Financial Verdict</w:t>
+      </w:r>
+    </w:p>
+    <w:p>
+      <w:pPr>
+        <w:numPr>
+          <w:ilvl w:val="0"/>
+          <w:numId w:val="10"/>
+        </w:numPr>
+      </w:pPr>
+      <w:r>
+        <w:rPr>
+          <w:b/>
+          <w:bCs/>
+        </w:rPr>
+        <w:t>Total Year 1 Value Delivered:</w:t>
+      </w:r>
+      <w:r>
+        <w:t xml:space="preserve"> ₹30.6L (API Savings) + ₹108.0L (Productivity) = </w:t>
+      </w:r>
+      <w:r>
+        <w:rPr>
+          <w:b/>
+          <w:bCs/>
+        </w:rPr>
+        <w:t>₹1,38,60,000 (~₹1.38 Crores)</w:t>
+      </w:r>
+    </w:p>
+    <w:p>
+      <w:pPr>
+        <w:numPr>
+          <w:ilvl w:val="0"/>
+          <w:numId w:val="10"/>
+        </w:numPr>
+      </w:pPr>
+      <w:r>
+        <w:rPr>
+          <w:b/>
+          <w:bCs/>
+        </w:rPr>
+        <w:t>Net Benefit:</w:t>
+      </w:r>
+      <w:r>
+        <w:t xml:space="preserve"> ₹138.6L (Value) - ₹29.27L (Investment) = </w:t>
+      </w:r>
+      <w:r>
+        <w:rPr>
+          <w:b/>
+          <w:bCs/>
+        </w:rPr>
+        <w:t>₹1,09,33,000</w:t>
+      </w:r>
+    </w:p>
+    <w:p>
+      <w:pPr>
+        <w:numPr>
+          <w:ilvl w:val="0"/>
+          <w:numId w:val="10"/>
+        </w:numPr>
+      </w:pPr>
+      <w:r>
+        <w:rPr>
+          <w:b/>
+          <w:bCs/>
+        </w:rPr>
+        <w:t>Year 1 ROI:</w:t>
+      </w:r>
+      <w:r>
+        <w:t xml:space="preserve"> </w:t>
+      </w:r>
+      <w:r>
+        <w:rPr>
+          <w:b/>
+          <w:bCs/>
+        </w:rPr>
+        <w:t>373%</w:t>
+      </w:r>
+    </w:p>
+    <w:p>
+      <w:pPr>
+        <w:numPr>
+          <w:ilvl w:val="0"/>
+          <w:numId w:val="10"/>
+        </w:numPr>
+      </w:pPr>
+      <w:r>
+        <w:rPr>
+          <w:b/>
+          <w:bCs/>
+        </w:rPr>
+        <w:t>Payback Period:</w:t>
+      </w:r>
+      <w:r>
+        <w:t xml:space="preserve"> </w:t>
+      </w:r>
+      <w:r>
+        <w:rPr>
+          <w:b/>
+          <w:bCs/>
+        </w:rPr>
+        <w:t>&lt; 3 Months</w:t>
+      </w:r>
+      <w:r>
+        <w:t xml:space="preserve"> (The cluster fully pays for itself in under 12 months simply on the hard cash saved by not paying OpenAI or Anthropic API invoices, even before calculating engineering productivity gains).</w:t>
       </w:r>
     </w:p>
     <w:p/>
@@ -2342,6 +3168,155 @@
     </w:lvl>
   </w:abstractNum>
   <w:abstractNum w:abstractNumId="2" w15:restartNumberingAfterBreak="0">
+    <w:nsid w:val="312B6C0A"/>
+    <w:multiLevelType w:val="multilevel"/>
+    <w:tmpl w:val="2828CD8E"/>
+    <w:lvl w:ilvl="0">
+      <w:start w:val="1"/>
+      <w:numFmt w:val="bullet"/>
+      <w:lvlText w:val=""/>
+      <w:lvlJc w:val="left"/>
+      <w:pPr>
+        <w:tabs>
+          <w:tab w:val="num" w:pos="720"/>
+        </w:tabs>
+        <w:ind w:left="720" w:hanging="360"/>
+      </w:pPr>
+      <w:rPr>
+        <w:rFonts w:ascii="Symbol" w:hAnsi="Symbol" w:hint="default"/>
+        <w:sz w:val="20"/>
+      </w:rPr>
+    </w:lvl>
+    <w:lvl w:ilvl="1" w:tentative="1">
+      <w:start w:val="1"/>
+      <w:numFmt w:val="bullet"/>
+      <w:lvlText w:val="o"/>
+      <w:lvlJc w:val="left"/>
+      <w:pPr>
+        <w:tabs>
+          <w:tab w:val="num" w:pos="1440"/>
+        </w:tabs>
+        <w:ind w:left="1440" w:hanging="360"/>
+      </w:pPr>
+      <w:rPr>
+        <w:rFonts w:ascii="Courier New" w:hAnsi="Courier New" w:hint="default"/>
+        <w:sz w:val="20"/>
+      </w:rPr>
+    </w:lvl>
+    <w:lvl w:ilvl="2" w:tentative="1">
+      <w:start w:val="1"/>
+      <w:numFmt w:val="bullet"/>
+      <w:lvlText w:val=""/>
+      <w:lvlJc w:val="left"/>
+      <w:pPr>
+        <w:tabs>
+          <w:tab w:val="num" w:pos="2160"/>
+        </w:tabs>
+        <w:ind w:left="2160" w:hanging="360"/>
+      </w:pPr>
+      <w:rPr>
+        <w:rFonts w:ascii="Wingdings" w:hAnsi="Wingdings" w:hint="default"/>
+        <w:sz w:val="20"/>
+      </w:rPr>
+    </w:lvl>
+    <w:lvl w:ilvl="3" w:tentative="1">
+      <w:start w:val="1"/>
+      <w:numFmt w:val="bullet"/>
+      <w:lvlText w:val=""/>
+      <w:lvlJc w:val="left"/>
+      <w:pPr>
+        <w:tabs>
+          <w:tab w:val="num" w:pos="2880"/>
+        </w:tabs>
+        <w:ind w:left="2880" w:hanging="360"/>
+      </w:pPr>
+      <w:rPr>
+        <w:rFonts w:ascii="Wingdings" w:hAnsi="Wingdings" w:hint="default"/>
+        <w:sz w:val="20"/>
+      </w:rPr>
+    </w:lvl>
+    <w:lvl w:ilvl="4" w:tentative="1">
+      <w:start w:val="1"/>
+      <w:numFmt w:val="bullet"/>
+      <w:lvlText w:val=""/>
+      <w:lvlJc w:val="left"/>
+      <w:pPr>
+        <w:tabs>
+          <w:tab w:val="num" w:pos="3600"/>
+        </w:tabs>
+        <w:ind w:left="3600" w:hanging="360"/>
+      </w:pPr>
+      <w:rPr>
+        <w:rFonts w:ascii="Wingdings" w:hAnsi="Wingdings" w:hint="default"/>
+        <w:sz w:val="20"/>
+      </w:rPr>
+    </w:lvl>
+    <w:lvl w:ilvl="5" w:tentative="1">
+      <w:start w:val="1"/>
+      <w:numFmt w:val="bullet"/>
+      <w:lvlText w:val=""/>
+      <w:lvlJc w:val="left"/>
+      <w:pPr>
+        <w:tabs>
+          <w:tab w:val="num" w:pos="4320"/>
+        </w:tabs>
+        <w:ind w:left="4320" w:hanging="360"/>
+      </w:pPr>
+      <w:rPr>
+        <w:rFonts w:ascii="Wingdings" w:hAnsi="Wingdings" w:hint="default"/>
+        <w:sz w:val="20"/>
+      </w:rPr>
+    </w:lvl>
+    <w:lvl w:ilvl="6" w:tentative="1">
+      <w:start w:val="1"/>
+      <w:numFmt w:val="bullet"/>
+      <w:lvlText w:val=""/>
+      <w:lvlJc w:val="left"/>
+      <w:pPr>
+        <w:tabs>
+          <w:tab w:val="num" w:pos="5040"/>
+        </w:tabs>
+        <w:ind w:left="5040" w:hanging="360"/>
+      </w:pPr>
+      <w:rPr>
+        <w:rFonts w:ascii="Wingdings" w:hAnsi="Wingdings" w:hint="default"/>
+        <w:sz w:val="20"/>
+      </w:rPr>
+    </w:lvl>
+    <w:lvl w:ilvl="7" w:tentative="1">
+      <w:start w:val="1"/>
+      <w:numFmt w:val="bullet"/>
+      <w:lvlText w:val=""/>
+      <w:lvlJc w:val="left"/>
+      <w:pPr>
+        <w:tabs>
+          <w:tab w:val="num" w:pos="5760"/>
+        </w:tabs>
+        <w:ind w:left="5760" w:hanging="360"/>
+      </w:pPr>
+      <w:rPr>
+        <w:rFonts w:ascii="Wingdings" w:hAnsi="Wingdings" w:hint="default"/>
+        <w:sz w:val="20"/>
+      </w:rPr>
+    </w:lvl>
+    <w:lvl w:ilvl="8" w:tentative="1">
+      <w:start w:val="1"/>
+      <w:numFmt w:val="bullet"/>
+      <w:lvlText w:val=""/>
+      <w:lvlJc w:val="left"/>
+      <w:pPr>
+        <w:tabs>
+          <w:tab w:val="num" w:pos="6480"/>
+        </w:tabs>
+        <w:ind w:left="6480" w:hanging="360"/>
+      </w:pPr>
+      <w:rPr>
+        <w:rFonts w:ascii="Wingdings" w:hAnsi="Wingdings" w:hint="default"/>
+        <w:sz w:val="20"/>
+      </w:rPr>
+    </w:lvl>
+  </w:abstractNum>
+  <w:abstractNum w:abstractNumId="3" w15:restartNumberingAfterBreak="0">
     <w:nsid w:val="37406229"/>
     <w:multiLevelType w:val="multilevel"/>
     <w:tmpl w:val="F1A8410C"/>
@@ -2490,7 +3465,7 @@
       </w:rPr>
     </w:lvl>
   </w:abstractNum>
-  <w:abstractNum w:abstractNumId="3" w15:restartNumberingAfterBreak="0">
+  <w:abstractNum w:abstractNumId="4" w15:restartNumberingAfterBreak="0">
     <w:nsid w:val="3C276506"/>
     <w:multiLevelType w:val="multilevel"/>
     <w:tmpl w:val="D7CC7006"/>
@@ -2639,7 +3614,7 @@
       </w:rPr>
     </w:lvl>
   </w:abstractNum>
-  <w:abstractNum w:abstractNumId="4" w15:restartNumberingAfterBreak="0">
+  <w:abstractNum w:abstractNumId="5" w15:restartNumberingAfterBreak="0">
     <w:nsid w:val="3FE453A2"/>
     <w:multiLevelType w:val="multilevel"/>
     <w:tmpl w:val="595ECFFC"/>
@@ -2788,7 +3763,156 @@
       </w:rPr>
     </w:lvl>
   </w:abstractNum>
-  <w:abstractNum w:abstractNumId="5" w15:restartNumberingAfterBreak="0">
+  <w:abstractNum w:abstractNumId="6" w15:restartNumberingAfterBreak="0">
+    <w:nsid w:val="442F6ED8"/>
+    <w:multiLevelType w:val="multilevel"/>
+    <w:tmpl w:val="35928718"/>
+    <w:lvl w:ilvl="0">
+      <w:start w:val="1"/>
+      <w:numFmt w:val="bullet"/>
+      <w:lvlText w:val=""/>
+      <w:lvlJc w:val="left"/>
+      <w:pPr>
+        <w:tabs>
+          <w:tab w:val="num" w:pos="720"/>
+        </w:tabs>
+        <w:ind w:left="720" w:hanging="360"/>
+      </w:pPr>
+      <w:rPr>
+        <w:rFonts w:ascii="Symbol" w:hAnsi="Symbol" w:hint="default"/>
+        <w:sz w:val="20"/>
+      </w:rPr>
+    </w:lvl>
+    <w:lvl w:ilvl="1" w:tentative="1">
+      <w:start w:val="1"/>
+      <w:numFmt w:val="bullet"/>
+      <w:lvlText w:val="o"/>
+      <w:lvlJc w:val="left"/>
+      <w:pPr>
+        <w:tabs>
+          <w:tab w:val="num" w:pos="1440"/>
+        </w:tabs>
+        <w:ind w:left="1440" w:hanging="360"/>
+      </w:pPr>
+      <w:rPr>
+        <w:rFonts w:ascii="Courier New" w:hAnsi="Courier New" w:hint="default"/>
+        <w:sz w:val="20"/>
+      </w:rPr>
+    </w:lvl>
+    <w:lvl w:ilvl="2" w:tentative="1">
+      <w:start w:val="1"/>
+      <w:numFmt w:val="bullet"/>
+      <w:lvlText w:val=""/>
+      <w:lvlJc w:val="left"/>
+      <w:pPr>
+        <w:tabs>
+          <w:tab w:val="num" w:pos="2160"/>
+        </w:tabs>
+        <w:ind w:left="2160" w:hanging="360"/>
+      </w:pPr>
+      <w:rPr>
+        <w:rFonts w:ascii="Wingdings" w:hAnsi="Wingdings" w:hint="default"/>
+        <w:sz w:val="20"/>
+      </w:rPr>
+    </w:lvl>
+    <w:lvl w:ilvl="3" w:tentative="1">
+      <w:start w:val="1"/>
+      <w:numFmt w:val="bullet"/>
+      <w:lvlText w:val=""/>
+      <w:lvlJc w:val="left"/>
+      <w:pPr>
+        <w:tabs>
+          <w:tab w:val="num" w:pos="2880"/>
+        </w:tabs>
+        <w:ind w:left="2880" w:hanging="360"/>
+      </w:pPr>
+      <w:rPr>
+        <w:rFonts w:ascii="Wingdings" w:hAnsi="Wingdings" w:hint="default"/>
+        <w:sz w:val="20"/>
+      </w:rPr>
+    </w:lvl>
+    <w:lvl w:ilvl="4" w:tentative="1">
+      <w:start w:val="1"/>
+      <w:numFmt w:val="bullet"/>
+      <w:lvlText w:val=""/>
+      <w:lvlJc w:val="left"/>
+      <w:pPr>
+        <w:tabs>
+          <w:tab w:val="num" w:pos="3600"/>
+        </w:tabs>
+        <w:ind w:left="3600" w:hanging="360"/>
+      </w:pPr>
+      <w:rPr>
+        <w:rFonts w:ascii="Wingdings" w:hAnsi="Wingdings" w:hint="default"/>
+        <w:sz w:val="20"/>
+      </w:rPr>
+    </w:lvl>
+    <w:lvl w:ilvl="5" w:tentative="1">
+      <w:start w:val="1"/>
+      <w:numFmt w:val="bullet"/>
+      <w:lvlText w:val=""/>
+      <w:lvlJc w:val="left"/>
+      <w:pPr>
+        <w:tabs>
+          <w:tab w:val="num" w:pos="4320"/>
+        </w:tabs>
+        <w:ind w:left="4320" w:hanging="360"/>
+      </w:pPr>
+      <w:rPr>
+        <w:rFonts w:ascii="Wingdings" w:hAnsi="Wingdings" w:hint="default"/>
+        <w:sz w:val="20"/>
+      </w:rPr>
+    </w:lvl>
+    <w:lvl w:ilvl="6" w:tentative="1">
+      <w:start w:val="1"/>
+      <w:numFmt w:val="bullet"/>
+      <w:lvlText w:val=""/>
+      <w:lvlJc w:val="left"/>
+      <w:pPr>
+        <w:tabs>
+          <w:tab w:val="num" w:pos="5040"/>
+        </w:tabs>
+        <w:ind w:left="5040" w:hanging="360"/>
+      </w:pPr>
+      <w:rPr>
+        <w:rFonts w:ascii="Wingdings" w:hAnsi="Wingdings" w:hint="default"/>
+        <w:sz w:val="20"/>
+      </w:rPr>
+    </w:lvl>
+    <w:lvl w:ilvl="7" w:tentative="1">
+      <w:start w:val="1"/>
+      <w:numFmt w:val="bullet"/>
+      <w:lvlText w:val=""/>
+      <w:lvlJc w:val="left"/>
+      <w:pPr>
+        <w:tabs>
+          <w:tab w:val="num" w:pos="5760"/>
+        </w:tabs>
+        <w:ind w:left="5760" w:hanging="360"/>
+      </w:pPr>
+      <w:rPr>
+        <w:rFonts w:ascii="Wingdings" w:hAnsi="Wingdings" w:hint="default"/>
+        <w:sz w:val="20"/>
+      </w:rPr>
+    </w:lvl>
+    <w:lvl w:ilvl="8" w:tentative="1">
+      <w:start w:val="1"/>
+      <w:numFmt w:val="bullet"/>
+      <w:lvlText w:val=""/>
+      <w:lvlJc w:val="left"/>
+      <w:pPr>
+        <w:tabs>
+          <w:tab w:val="num" w:pos="6480"/>
+        </w:tabs>
+        <w:ind w:left="6480" w:hanging="360"/>
+      </w:pPr>
+      <w:rPr>
+        <w:rFonts w:ascii="Wingdings" w:hAnsi="Wingdings" w:hint="default"/>
+        <w:sz w:val="20"/>
+      </w:rPr>
+    </w:lvl>
+  </w:abstractNum>
+  <w:abstractNum w:abstractNumId="7" w15:restartNumberingAfterBreak="0">
     <w:nsid w:val="6BB011D3"/>
     <w:multiLevelType w:val="multilevel"/>
     <w:tmpl w:val="F3C8DF10"/>
@@ -2937,11 +4061,309 @@
       </w:rPr>
     </w:lvl>
   </w:abstractNum>
+  <w:abstractNum w:abstractNumId="8" w15:restartNumberingAfterBreak="0">
+    <w:nsid w:val="702C2AB2"/>
+    <w:multiLevelType w:val="multilevel"/>
+    <w:tmpl w:val="5EA41D32"/>
+    <w:lvl w:ilvl="0">
+      <w:start w:val="1"/>
+      <w:numFmt w:val="bullet"/>
+      <w:lvlText w:val=""/>
+      <w:lvlJc w:val="left"/>
+      <w:pPr>
+        <w:tabs>
+          <w:tab w:val="num" w:pos="720"/>
+        </w:tabs>
+        <w:ind w:left="720" w:hanging="360"/>
+      </w:pPr>
+      <w:rPr>
+        <w:rFonts w:ascii="Symbol" w:hAnsi="Symbol" w:hint="default"/>
+        <w:sz w:val="20"/>
+      </w:rPr>
+    </w:lvl>
+    <w:lvl w:ilvl="1" w:tentative="1">
+      <w:start w:val="1"/>
+      <w:numFmt w:val="bullet"/>
+      <w:lvlText w:val="o"/>
+      <w:lvlJc w:val="left"/>
+      <w:pPr>
+        <w:tabs>
+          <w:tab w:val="num" w:pos="1440"/>
+        </w:tabs>
+        <w:ind w:left="1440" w:hanging="360"/>
+      </w:pPr>
+      <w:rPr>
+        <w:rFonts w:ascii="Courier New" w:hAnsi="Courier New" w:hint="default"/>
+        <w:sz w:val="20"/>
+      </w:rPr>
+    </w:lvl>
+    <w:lvl w:ilvl="2" w:tentative="1">
+      <w:start w:val="1"/>
+      <w:numFmt w:val="bullet"/>
+      <w:lvlText w:val=""/>
+      <w:lvlJc w:val="left"/>
+      <w:pPr>
+        <w:tabs>
+          <w:tab w:val="num" w:pos="2160"/>
+        </w:tabs>
+        <w:ind w:left="2160" w:hanging="360"/>
+      </w:pPr>
+      <w:rPr>
+        <w:rFonts w:ascii="Wingdings" w:hAnsi="Wingdings" w:hint="default"/>
+        <w:sz w:val="20"/>
+      </w:rPr>
+    </w:lvl>
+    <w:lvl w:ilvl="3" w:tentative="1">
+      <w:start w:val="1"/>
+      <w:numFmt w:val="bullet"/>
+      <w:lvlText w:val=""/>
+      <w:lvlJc w:val="left"/>
+      <w:pPr>
+        <w:tabs>
+          <w:tab w:val="num" w:pos="2880"/>
+        </w:tabs>
+        <w:ind w:left="2880" w:hanging="360"/>
+      </w:pPr>
+      <w:rPr>
+        <w:rFonts w:ascii="Wingdings" w:hAnsi="Wingdings" w:hint="default"/>
+        <w:sz w:val="20"/>
+      </w:rPr>
+    </w:lvl>
+    <w:lvl w:ilvl="4" w:tentative="1">
+      <w:start w:val="1"/>
+      <w:numFmt w:val="bullet"/>
+      <w:lvlText w:val=""/>
+      <w:lvlJc w:val="left"/>
+      <w:pPr>
+        <w:tabs>
+          <w:tab w:val="num" w:pos="3600"/>
+        </w:tabs>
+        <w:ind w:left="3600" w:hanging="360"/>
+      </w:pPr>
+      <w:rPr>
+        <w:rFonts w:ascii="Wingdings" w:hAnsi="Wingdings" w:hint="default"/>
+        <w:sz w:val="20"/>
+      </w:rPr>
+    </w:lvl>
+    <w:lvl w:ilvl="5" w:tentative="1">
+      <w:start w:val="1"/>
+      <w:numFmt w:val="bullet"/>
+      <w:lvlText w:val=""/>
+      <w:lvlJc w:val="left"/>
+      <w:pPr>
+        <w:tabs>
+          <w:tab w:val="num" w:pos="4320"/>
+        </w:tabs>
+        <w:ind w:left="4320" w:hanging="360"/>
+      </w:pPr>
+      <w:rPr>
+        <w:rFonts w:ascii="Wingdings" w:hAnsi="Wingdings" w:hint="default"/>
+        <w:sz w:val="20"/>
+      </w:rPr>
+    </w:lvl>
+    <w:lvl w:ilvl="6" w:tentative="1">
+      <w:start w:val="1"/>
+      <w:numFmt w:val="bullet"/>
+      <w:lvlText w:val=""/>
+      <w:lvlJc w:val="left"/>
+      <w:pPr>
+        <w:tabs>
+          <w:tab w:val="num" w:pos="5040"/>
+        </w:tabs>
+        <w:ind w:left="5040" w:hanging="360"/>
+      </w:pPr>
+      <w:rPr>
+        <w:rFonts w:ascii="Wingdings" w:hAnsi="Wingdings" w:hint="default"/>
+        <w:sz w:val="20"/>
+      </w:rPr>
+    </w:lvl>
+    <w:lvl w:ilvl="7" w:tentative="1">
+      <w:start w:val="1"/>
+      <w:numFmt w:val="bullet"/>
+      <w:lvlText w:val=""/>
+      <w:lvlJc w:val="left"/>
+      <w:pPr>
+        <w:tabs>
+          <w:tab w:val="num" w:pos="5760"/>
+        </w:tabs>
+        <w:ind w:left="5760" w:hanging="360"/>
+      </w:pPr>
+      <w:rPr>
+        <w:rFonts w:ascii="Wingdings" w:hAnsi="Wingdings" w:hint="default"/>
+        <w:sz w:val="20"/>
+      </w:rPr>
+    </w:lvl>
+    <w:lvl w:ilvl="8" w:tentative="1">
+      <w:start w:val="1"/>
+      <w:numFmt w:val="bullet"/>
+      <w:lvlText w:val=""/>
+      <w:lvlJc w:val="left"/>
+      <w:pPr>
+        <w:tabs>
+          <w:tab w:val="num" w:pos="6480"/>
+        </w:tabs>
+        <w:ind w:left="6480" w:hanging="360"/>
+      </w:pPr>
+      <w:rPr>
+        <w:rFonts w:ascii="Wingdings" w:hAnsi="Wingdings" w:hint="default"/>
+        <w:sz w:val="20"/>
+      </w:rPr>
+    </w:lvl>
+  </w:abstractNum>
+  <w:abstractNum w:abstractNumId="9" w15:restartNumberingAfterBreak="0">
+    <w:nsid w:val="7ECE7321"/>
+    <w:multiLevelType w:val="multilevel"/>
+    <w:tmpl w:val="11BEF93E"/>
+    <w:lvl w:ilvl="0">
+      <w:start w:val="1"/>
+      <w:numFmt w:val="bullet"/>
+      <w:lvlText w:val=""/>
+      <w:lvlJc w:val="left"/>
+      <w:pPr>
+        <w:tabs>
+          <w:tab w:val="num" w:pos="720"/>
+        </w:tabs>
+        <w:ind w:left="720" w:hanging="360"/>
+      </w:pPr>
+      <w:rPr>
+        <w:rFonts w:ascii="Symbol" w:hAnsi="Symbol" w:hint="default"/>
+        <w:sz w:val="20"/>
+      </w:rPr>
+    </w:lvl>
+    <w:lvl w:ilvl="1" w:tentative="1">
+      <w:start w:val="1"/>
+      <w:numFmt w:val="bullet"/>
+      <w:lvlText w:val="o"/>
+      <w:lvlJc w:val="left"/>
+      <w:pPr>
+        <w:tabs>
+          <w:tab w:val="num" w:pos="1440"/>
+        </w:tabs>
+        <w:ind w:left="1440" w:hanging="360"/>
+      </w:pPr>
+      <w:rPr>
+        <w:rFonts w:ascii="Courier New" w:hAnsi="Courier New" w:hint="default"/>
+        <w:sz w:val="20"/>
+      </w:rPr>
+    </w:lvl>
+    <w:lvl w:ilvl="2" w:tentative="1">
+      <w:start w:val="1"/>
+      <w:numFmt w:val="bullet"/>
+      <w:lvlText w:val=""/>
+      <w:lvlJc w:val="left"/>
+      <w:pPr>
+        <w:tabs>
+          <w:tab w:val="num" w:pos="2160"/>
+        </w:tabs>
+        <w:ind w:left="2160" w:hanging="360"/>
+      </w:pPr>
+      <w:rPr>
+        <w:rFonts w:ascii="Wingdings" w:hAnsi="Wingdings" w:hint="default"/>
+        <w:sz w:val="20"/>
+      </w:rPr>
+    </w:lvl>
+    <w:lvl w:ilvl="3" w:tentative="1">
+      <w:start w:val="1"/>
+      <w:numFmt w:val="bullet"/>
+      <w:lvlText w:val=""/>
+      <w:lvlJc w:val="left"/>
+      <w:pPr>
+        <w:tabs>
+          <w:tab w:val="num" w:pos="2880"/>
+        </w:tabs>
+        <w:ind w:left="2880" w:hanging="360"/>
+      </w:pPr>
+      <w:rPr>
+        <w:rFonts w:ascii="Wingdings" w:hAnsi="Wingdings" w:hint="default"/>
+        <w:sz w:val="20"/>
+      </w:rPr>
+    </w:lvl>
+    <w:lvl w:ilvl="4" w:tentative="1">
+      <w:start w:val="1"/>
+      <w:numFmt w:val="bullet"/>
+      <w:lvlText w:val=""/>
+      <w:lvlJc w:val="left"/>
+      <w:pPr>
+        <w:tabs>
+          <w:tab w:val="num" w:pos="3600"/>
+        </w:tabs>
+        <w:ind w:left="3600" w:hanging="360"/>
+      </w:pPr>
+      <w:rPr>
+        <w:rFonts w:ascii="Wingdings" w:hAnsi="Wingdings" w:hint="default"/>
+        <w:sz w:val="20"/>
+      </w:rPr>
+    </w:lvl>
+    <w:lvl w:ilvl="5" w:tentative="1">
+      <w:start w:val="1"/>
+      <w:numFmt w:val="bullet"/>
+      <w:lvlText w:val=""/>
+      <w:lvlJc w:val="left"/>
+      <w:pPr>
+        <w:tabs>
+          <w:tab w:val="num" w:pos="4320"/>
+        </w:tabs>
+        <w:ind w:left="4320" w:hanging="360"/>
+      </w:pPr>
+      <w:rPr>
+        <w:rFonts w:ascii="Wingdings" w:hAnsi="Wingdings" w:hint="default"/>
+        <w:sz w:val="20"/>
+      </w:rPr>
+    </w:lvl>
+    <w:lvl w:ilvl="6" w:tentative="1">
+      <w:start w:val="1"/>
+      <w:numFmt w:val="bullet"/>
+      <w:lvlText w:val=""/>
+      <w:lvlJc w:val="left"/>
+      <w:pPr>
+        <w:tabs>
+          <w:tab w:val="num" w:pos="5040"/>
+        </w:tabs>
+        <w:ind w:left="5040" w:hanging="360"/>
+      </w:pPr>
+      <w:rPr>
+        <w:rFonts w:ascii="Wingdings" w:hAnsi="Wingdings" w:hint="default"/>
+        <w:sz w:val="20"/>
+      </w:rPr>
+    </w:lvl>
+    <w:lvl w:ilvl="7" w:tentative="1">
+      <w:start w:val="1"/>
+      <w:numFmt w:val="bullet"/>
+      <w:lvlText w:val=""/>
+      <w:lvlJc w:val="left"/>
+      <w:pPr>
+        <w:tabs>
+          <w:tab w:val="num" w:pos="5760"/>
+        </w:tabs>
+        <w:ind w:left="5760" w:hanging="360"/>
+      </w:pPr>
+      <w:rPr>
+        <w:rFonts w:ascii="Wingdings" w:hAnsi="Wingdings" w:hint="default"/>
+        <w:sz w:val="20"/>
+      </w:rPr>
+    </w:lvl>
+    <w:lvl w:ilvl="8" w:tentative="1">
+      <w:start w:val="1"/>
+      <w:numFmt w:val="bullet"/>
+      <w:lvlText w:val=""/>
+      <w:lvlJc w:val="left"/>
+      <w:pPr>
+        <w:tabs>
+          <w:tab w:val="num" w:pos="6480"/>
+        </w:tabs>
+        <w:ind w:left="6480" w:hanging="360"/>
+      </w:pPr>
+      <w:rPr>
+        <w:rFonts w:ascii="Wingdings" w:hAnsi="Wingdings" w:hint="default"/>
+        <w:sz w:val="20"/>
+      </w:rPr>
+    </w:lvl>
+  </w:abstractNum>
   <w:num w:numId="1" w16cid:durableId="339240921">
-    <w:abstractNumId w:val="3"/>
+    <w:abstractNumId w:val="4"/>
   </w:num>
   <w:num w:numId="2" w16cid:durableId="1143158014">
-    <w:abstractNumId w:val="4"/>
+    <w:abstractNumId w:val="5"/>
   </w:num>
   <w:num w:numId="3" w16cid:durableId="114909420">
     <w:abstractNumId w:val="1"/>
@@ -2950,10 +4372,22 @@
     <w:abstractNumId w:val="0"/>
   </w:num>
   <w:num w:numId="5" w16cid:durableId="250621845">
-    <w:abstractNumId w:val="5"/>
+    <w:abstractNumId w:val="7"/>
   </w:num>
   <w:num w:numId="6" w16cid:durableId="1787264862">
+    <w:abstractNumId w:val="3"/>
+  </w:num>
+  <w:num w:numId="7" w16cid:durableId="815923275">
     <w:abstractNumId w:val="2"/>
+  </w:num>
+  <w:num w:numId="8" w16cid:durableId="1113675543">
+    <w:abstractNumId w:val="8"/>
+  </w:num>
+  <w:num w:numId="9" w16cid:durableId="440878968">
+    <w:abstractNumId w:val="6"/>
+  </w:num>
+  <w:num w:numId="10" w16cid:durableId="634677690">
+    <w:abstractNumId w:val="9"/>
   </w:num>
 </w:numbering>
 </file>
